--- a/fra/docx/010.content.docx
+++ b/fra/docx/010.content.docx
@@ -150,26 +150,6 @@
           <w:lang w:val="fr_FR" w:bidi="fr_FR"/>
         </w:rPr>
         <w:t>I</w:t>
-      </w:r>
-      <w:r>
-        <w:rPr>
-          <w:lang w:val="fr_FR" w:bidi="fr_FR"/>
-        </w:rPr>
-      </w:r>
-    </w:p>
-    <w:p>
-      <w:pPr/>
-      <w:r>
-        <w:rPr>
-          <w:lang w:val="fr_FR" w:bidi="fr_FR"/>
-        </w:rPr>
-      </w:r>
-      <w:r>
-        <w:rPr>
-          <w:i/>
-          <w:lang w:val="fr_FR" w:bidi="fr_FR"/>
-        </w:rPr>
-        <w:t>Identité communautaire</w:t>
       </w:r>
       <w:r>
         <w:rPr>

--- a/fra/docx/010.content.docx
+++ b/fra/docx/010.content.docx
@@ -19,7 +19,7 @@
         <w:rPr>
           <w:lang w:val="fr_FR" w:bidi="fr_FR"/>
         </w:rPr>
-        <w:t>Resource: Study Notes - Themes (Tyndale)</w:t>
+        <w:t>Resource: Tyndale Open Study Notes</w:t>
       </w:r>
       <w:r>
         <w:rPr>
@@ -112,7 +112,7 @@
         <w:rPr>
           <w:lang w:val="fr_FR" w:bidi="fr_FR"/>
         </w:rPr>
-        <w:t>Study Notes - Themes (Tyndale)</w:t>
+        <w:t>Tyndale Open Study Notes</w:t>
       </w:r>
     </w:p>
     <w:p>

--- a/fra/docx/010.content.docx
+++ b/fra/docx/010.content.docx
@@ -19,7 +19,7 @@
         <w:rPr>
           <w:lang w:val="fr_FR" w:bidi="fr_FR"/>
         </w:rPr>
-        <w:t>Resource: Tyndale Open Study Notes</w:t>
+        <w:t>Resource: Aquifer Open Study Notes (Themes)</w:t>
       </w:r>
       <w:r>
         <w:rPr>
@@ -112,7 +112,7 @@
         <w:rPr>
           <w:lang w:val="fr_FR" w:bidi="fr_FR"/>
         </w:rPr>
-        <w:t>Tyndale Open Study Notes</w:t>
+        <w:t>Aquifer Open Study Notes (Themes)</w:t>
       </w:r>
     </w:p>
     <w:p>

--- a/fra/docx/010.content.docx
+++ b/fra/docx/010.content.docx
@@ -261,36 +261,24 @@
         </w:rPr>
         <w:t>Dans l'AT, Dieu s'adresse souvent à tout le peuple en parlant à chacun au singulier, car ces paroles s'appliquaient à tous dans le groupe. De la même façon, les dix commandements et la bénédiction d'Aaron utilisent un langage au singulier (</w:t>
       </w:r>
-      <w:hyperlink r:id="rId13">
-        <w:r>
-          <w:rPr>
-            <w:lang w:val="fr_FR" w:bidi="fr_FR"/>
-          </w:rPr>
-          <w:rPr>
-            <w:color w:val="0000EE"/>
-            <w:u w:val="single"/>
-          </w:rPr>
-          <w:t>Ex 20.2–17</w:t>
-        </w:r>
-      </w:hyperlink>
+      <w:r>
+        <w:rPr>
+          <w:lang w:val="fr_FR" w:bidi="fr_FR"/>
+        </w:rPr>
+        <w:t>Ex 20.2–17</w:t>
+      </w:r>
       <w:r>
         <w:rPr>
           <w:lang w:val="fr_FR" w:bidi="fr_FR"/>
         </w:rPr>
         <w:t xml:space="preserve"> ; </w:t>
       </w:r>
-      <w:hyperlink r:id="rId14">
-        <w:r>
-          <w:rPr>
-            <w:lang w:val="fr_FR" w:bidi="fr_FR"/>
-          </w:rPr>
-          <w:rPr>
-            <w:color w:val="0000EE"/>
-            <w:u w:val="single"/>
-          </w:rPr>
-          <w:t>Nb 6.24–26</w:t>
-        </w:r>
-      </w:hyperlink>
+      <w:r>
+        <w:rPr>
+          <w:lang w:val="fr_FR" w:bidi="fr_FR"/>
+        </w:rPr>
+        <w:t>Nb 6.24–26</w:t>
+      </w:r>
       <w:r>
         <w:rPr>
           <w:lang w:val="fr_FR" w:bidi="fr_FR"/>
@@ -311,18 +299,12 @@
         </w:rPr>
         <w:t>Par exemple, Néhémie demande pardon pour les péchés qui ont conduit à l'exil babylonien, en confessant qu'Israël a péché (</w:t>
       </w:r>
-      <w:hyperlink r:id="rId15">
-        <w:r>
-          <w:rPr>
-            <w:lang w:val="fr_FR" w:bidi="fr_FR"/>
-          </w:rPr>
-          <w:rPr>
-            <w:color w:val="0000EE"/>
-            <w:u w:val="single"/>
-          </w:rPr>
-          <w:t>Né 1.6–7</w:t>
-        </w:r>
-      </w:hyperlink>
+      <w:r>
+        <w:rPr>
+          <w:lang w:val="fr_FR" w:bidi="fr_FR"/>
+        </w:rPr>
+        <w:t>Né 1.6–7</w:t>
+      </w:r>
       <w:r>
         <w:rPr>
           <w:lang w:val="fr_FR" w:bidi="fr_FR"/>
@@ -343,54 +325,36 @@
         </w:rPr>
         <w:t>Ce n'étaient pas juste les péchés des individus pour lesquels le souverain sacrificateur demandait le pardon de Dieu. Le Jour des Expiations, le pardon était recherché pour l'impact collectif de tous les péchés des gens du peuple (</w:t>
       </w:r>
-      <w:hyperlink r:id="rId16">
-        <w:r>
-          <w:rPr>
-            <w:lang w:val="fr_FR" w:bidi="fr_FR"/>
-          </w:rPr>
-          <w:rPr>
-            <w:color w:val="0000EE"/>
-            <w:u w:val="single"/>
-          </w:rPr>
-          <w:t>Lv 16</w:t>
-        </w:r>
-      </w:hyperlink>
+      <w:r>
+        <w:rPr>
+          <w:lang w:val="fr_FR" w:bidi="fr_FR"/>
+        </w:rPr>
+        <w:t>Lv 16</w:t>
+      </w:r>
       <w:r>
         <w:rPr>
           <w:lang w:val="fr_FR" w:bidi="fr_FR"/>
         </w:rPr>
         <w:t>). D'autres passages montrent que la communauté était tenue pour responsable si elle ne faisait rien lorsque des individus commettaient certains péchés (</w:t>
       </w:r>
-      <w:hyperlink r:id="rId17">
-        <w:r>
-          <w:rPr>
-            <w:lang w:val="fr_FR" w:bidi="fr_FR"/>
-          </w:rPr>
-          <w:rPr>
-            <w:color w:val="0000EE"/>
-            <w:u w:val="single"/>
-          </w:rPr>
-          <w:t>Lv 4.3–21</w:t>
-        </w:r>
-      </w:hyperlink>
+      <w:r>
+        <w:rPr>
+          <w:lang w:val="fr_FR" w:bidi="fr_FR"/>
+        </w:rPr>
+        <w:t>Lv 4.3–21</w:t>
+      </w:r>
       <w:r>
         <w:rPr>
           <w:lang w:val="fr_FR" w:bidi="fr_FR"/>
         </w:rPr>
         <w:t xml:space="preserve"> ; </w:t>
       </w:r>
-      <w:hyperlink r:id="rId18">
-        <w:r>
-          <w:rPr>
-            <w:lang w:val="fr_FR" w:bidi="fr_FR"/>
-          </w:rPr>
-          <w:rPr>
-            <w:color w:val="0000EE"/>
-            <w:u w:val="single"/>
-          </w:rPr>
-          <w:t>20.1–5</w:t>
-        </w:r>
-      </w:hyperlink>
+      <w:r>
+        <w:rPr>
+          <w:lang w:val="fr_FR" w:bidi="fr_FR"/>
+        </w:rPr>
+        <w:t>20.1–5</w:t>
+      </w:r>
       <w:r>
         <w:rPr>
           <w:lang w:val="fr_FR" w:bidi="fr_FR"/>
@@ -411,54 +375,36 @@
         </w:rPr>
         <w:t>Dans le NT, Paul décrit la communauté chrétienne comme le « corps du Christ » (</w:t>
       </w:r>
-      <w:hyperlink r:id="rId19">
-        <w:r>
-          <w:rPr>
-            <w:lang w:val="fr_FR" w:bidi="fr_FR"/>
-          </w:rPr>
-          <w:rPr>
-            <w:color w:val="0000EE"/>
-            <w:u w:val="single"/>
-          </w:rPr>
-          <w:t>1Co 12.27</w:t>
-        </w:r>
-      </w:hyperlink>
+      <w:r>
+        <w:rPr>
+          <w:lang w:val="fr_FR" w:bidi="fr_FR"/>
+        </w:rPr>
+        <w:t>1Co 12.27</w:t>
+      </w:r>
       <w:r>
         <w:rPr>
           <w:lang w:val="fr_FR" w:bidi="fr_FR"/>
         </w:rPr>
         <w:t xml:space="preserve"> ; </w:t>
       </w:r>
-      <w:hyperlink r:id="rId20">
-        <w:r>
-          <w:rPr>
-            <w:lang w:val="fr_FR" w:bidi="fr_FR"/>
-          </w:rPr>
-          <w:rPr>
-            <w:color w:val="0000EE"/>
-            <w:u w:val="single"/>
-          </w:rPr>
-          <w:t>Ep 4.12</w:t>
-        </w:r>
-      </w:hyperlink>
+      <w:r>
+        <w:rPr>
+          <w:lang w:val="fr_FR" w:bidi="fr_FR"/>
+        </w:rPr>
+        <w:t>Ep 4.12</w:t>
+      </w:r>
       <w:r>
         <w:rPr>
           <w:lang w:val="fr_FR" w:bidi="fr_FR"/>
         </w:rPr>
         <w:t>). Les chrétiens sont membres de ce même corps. Tous les membres du corps partage la même identité de chrétien et sont unis en Christ par le Saint-Esprit. Ils sont frères et sœurs en Christ. Ils manifestent la vie du Christ en eux dans leurs propres vies et ensemble, le révèlent au monde. L'apôtre Paul exhorte les chrétiens à « porter les fardeaux les uns des autres » et ainsi suivre l'exemple du Christ (</w:t>
       </w:r>
-      <w:hyperlink r:id="rId21">
-        <w:r>
-          <w:rPr>
-            <w:lang w:val="fr_FR" w:bidi="fr_FR"/>
-          </w:rPr>
-          <w:rPr>
-            <w:color w:val="0000EE"/>
-            <w:u w:val="single"/>
-          </w:rPr>
-          <w:t>Ga 6.2</w:t>
-        </w:r>
-      </w:hyperlink>
+      <w:r>
+        <w:rPr>
+          <w:lang w:val="fr_FR" w:bidi="fr_FR"/>
+        </w:rPr>
+        <w:t>Ga 6.2</w:t>
+      </w:r>
       <w:r>
         <w:rPr>
           <w:lang w:val="fr_FR" w:bidi="fr_FR"/>
@@ -488,162 +434,108 @@
           <w:lang w:val="fr_FR" w:bidi="fr_FR"/>
         </w:rPr>
       </w:r>
-      <w:hyperlink r:id="rId22">
-        <w:r>
-          <w:rPr>
-            <w:lang w:val="fr_FR" w:bidi="fr_FR"/>
-          </w:rPr>
-          <w:rPr>
-            <w:color w:val="0000EE"/>
-            <w:u w:val="single"/>
-          </w:rPr>
-          <w:t>Exode 20.5–6</w:t>
-        </w:r>
-      </w:hyperlink>
+      <w:r>
+        <w:rPr>
+          <w:lang w:val="fr_FR" w:bidi="fr_FR"/>
+        </w:rPr>
+        <w:t>Exode 20.5–6</w:t>
+      </w:r>
       <w:r>
         <w:rPr>
           <w:lang w:val="fr_FR" w:bidi="fr_FR"/>
         </w:rPr>
         <w:t xml:space="preserve">, </w:t>
       </w:r>
-      <w:hyperlink r:id="rId23">
-        <w:r>
-          <w:rPr>
-            <w:lang w:val="fr_FR" w:bidi="fr_FR"/>
-          </w:rPr>
-          <w:rPr>
-            <w:color w:val="0000EE"/>
-            <w:u w:val="single"/>
-          </w:rPr>
-          <w:t>8–10</w:t>
-        </w:r>
-      </w:hyperlink>
+      <w:r>
+        <w:rPr>
+          <w:lang w:val="fr_FR" w:bidi="fr_FR"/>
+        </w:rPr>
+        <w:t>8–10</w:t>
+      </w:r>
       <w:r>
         <w:rPr>
           <w:lang w:val="fr_FR" w:bidi="fr_FR"/>
         </w:rPr>
         <w:t xml:space="preserve"> ; </w:t>
       </w:r>
-      <w:hyperlink r:id="rId17">
-        <w:r>
-          <w:rPr>
-            <w:lang w:val="fr_FR" w:bidi="fr_FR"/>
-          </w:rPr>
-          <w:rPr>
-            <w:color w:val="0000EE"/>
-            <w:u w:val="single"/>
-          </w:rPr>
-          <w:t>Lévitique 4.3–21</w:t>
-        </w:r>
-      </w:hyperlink>
+      <w:r>
+        <w:rPr>
+          <w:lang w:val="fr_FR" w:bidi="fr_FR"/>
+        </w:rPr>
+        <w:t>Lévitique 4.3–21</w:t>
+      </w:r>
       <w:r>
         <w:rPr>
           <w:lang w:val="fr_FR" w:bidi="fr_FR"/>
         </w:rPr>
         <w:t xml:space="preserve"> ; </w:t>
       </w:r>
-      <w:hyperlink r:id="rId18">
-        <w:r>
-          <w:rPr>
-            <w:lang w:val="fr_FR" w:bidi="fr_FR"/>
-          </w:rPr>
-          <w:rPr>
-            <w:color w:val="0000EE"/>
-            <w:u w:val="single"/>
-          </w:rPr>
-          <w:t>20.1–5</w:t>
-        </w:r>
-      </w:hyperlink>
+      <w:r>
+        <w:rPr>
+          <w:lang w:val="fr_FR" w:bidi="fr_FR"/>
+        </w:rPr>
+        <w:t>20.1–5</w:t>
+      </w:r>
       <w:r>
         <w:rPr>
           <w:lang w:val="fr_FR" w:bidi="fr_FR"/>
         </w:rPr>
         <w:t xml:space="preserve"> ; </w:t>
       </w:r>
-      <w:hyperlink r:id="rId24">
-        <w:r>
-          <w:rPr>
-            <w:lang w:val="fr_FR" w:bidi="fr_FR"/>
-          </w:rPr>
-          <w:rPr>
-            <w:color w:val="0000EE"/>
-            <w:u w:val="single"/>
-          </w:rPr>
-          <w:t>Josué 7.1–26</w:t>
-        </w:r>
-      </w:hyperlink>
+      <w:r>
+        <w:rPr>
+          <w:lang w:val="fr_FR" w:bidi="fr_FR"/>
+        </w:rPr>
+        <w:t>Josué 7.1–26</w:t>
+      </w:r>
       <w:r>
         <w:rPr>
           <w:lang w:val="fr_FR" w:bidi="fr_FR"/>
         </w:rPr>
         <w:t xml:space="preserve"> ; </w:t>
       </w:r>
-      <w:hyperlink r:id="rId15">
-        <w:r>
-          <w:rPr>
-            <w:lang w:val="fr_FR" w:bidi="fr_FR"/>
-          </w:rPr>
-          <w:rPr>
-            <w:color w:val="0000EE"/>
-            <w:u w:val="single"/>
-          </w:rPr>
-          <w:t>Néhémie 1.6–7</w:t>
-        </w:r>
-      </w:hyperlink>
+      <w:r>
+        <w:rPr>
+          <w:lang w:val="fr_FR" w:bidi="fr_FR"/>
+        </w:rPr>
+        <w:t>Néhémie 1.6–7</w:t>
+      </w:r>
       <w:r>
         <w:rPr>
           <w:lang w:val="fr_FR" w:bidi="fr_FR"/>
         </w:rPr>
         <w:t xml:space="preserve"> ; </w:t>
       </w:r>
-      <w:hyperlink r:id="rId25">
-        <w:r>
-          <w:rPr>
-            <w:lang w:val="fr_FR" w:bidi="fr_FR"/>
-          </w:rPr>
-          <w:rPr>
-            <w:color w:val="0000EE"/>
-            <w:u w:val="single"/>
-          </w:rPr>
-          <w:t>1 Corinthiens 12.12–27</w:t>
-        </w:r>
-      </w:hyperlink>
+      <w:r>
+        <w:rPr>
+          <w:lang w:val="fr_FR" w:bidi="fr_FR"/>
+        </w:rPr>
+        <w:t>1 Corinthiens 12.12–27</w:t>
+      </w:r>
       <w:r>
         <w:rPr>
           <w:lang w:val="fr_FR" w:bidi="fr_FR"/>
         </w:rPr>
         <w:t xml:space="preserve"> ; </w:t>
       </w:r>
-      <w:hyperlink r:id="rId21">
-        <w:r>
-          <w:rPr>
-            <w:lang w:val="fr_FR" w:bidi="fr_FR"/>
-          </w:rPr>
-          <w:rPr>
-            <w:color w:val="0000EE"/>
-            <w:u w:val="single"/>
-          </w:rPr>
-          <w:t>Galates 6.2</w:t>
-        </w:r>
-      </w:hyperlink>
+      <w:r>
+        <w:rPr>
+          <w:lang w:val="fr_FR" w:bidi="fr_FR"/>
+        </w:rPr>
+        <w:t>Galates 6.2</w:t>
+      </w:r>
       <w:r>
         <w:rPr>
           <w:lang w:val="fr_FR" w:bidi="fr_FR"/>
         </w:rPr>
         <w:t xml:space="preserve"> ; </w:t>
       </w:r>
-      <w:hyperlink r:id="rId26">
-        <w:r>
-          <w:rPr>
-            <w:lang w:val="fr_FR" w:bidi="fr_FR"/>
-          </w:rPr>
-          <w:rPr>
-            <w:color w:val="0000EE"/>
-            <w:u w:val="single"/>
-          </w:rPr>
-          <w:t>Éphésiens 4.11–13</w:t>
-        </w:r>
-      </w:hyperlink>
+      <w:r>
+        <w:rPr>
+          <w:lang w:val="fr_FR" w:bidi="fr_FR"/>
+        </w:rPr>
+        <w:t>Éphésiens 4.11–13</w:t>
+      </w:r>
       <w:r>
         <w:rPr>
           <w:lang w:val="fr_FR" w:bidi="fr_FR"/>
